--- a/templates/ordre_mission_template_agent_train_avion_5_lignes.docx
+++ b/templates/ordre_mission_template_agent_train_avion_5_lignes.docx
@@ -10106,6 +10106,7 @@
   <w:style w:type="character" w:default="1" w:styleId="Policepardfaut">
     <w:name w:val="Default Paragraph Font"/>
     <w:uiPriority w:val="1"/>
+    <w:semiHidden/>
     <w:unhideWhenUsed/>
   </w:style>
   <w:style w:type="table" w:default="1" w:styleId="TableauNormal">
